--- a/Практика тестовое задание/Отчёт.docx
+++ b/Практика тестовое задание/Отчёт.docx
@@ -20,6 +20,20 @@
     </w:p>
     <w:p>
       <w:pPr>
+        <w:jc w:val="center"/>
+        <w:rPr>
+          <w:lang w:eastAsia="ru-RU"/>
+        </w:rPr>
+      </w:pPr>
+      <w:r>
+        <w:rPr>
+          <w:lang w:eastAsia="ru-RU"/>
+        </w:rPr>
+        <w:t>Власов Дмитрий</w:t>
+      </w:r>
+    </w:p>
+    <w:p>
+      <w:pPr>
         <w:pStyle w:val="2"/>
         <w:rPr>
           <w:rFonts w:eastAsia="Times New Roman"/>
@@ -181,10 +195,7 @@
         <w:t>Файл «Активации»</w:t>
       </w:r>
       <w:r>
-        <w:t xml:space="preserve"> </w:t>
-      </w:r>
-      <w:r>
-        <w:t>(лог активаций лицензий)</w:t>
+        <w:t xml:space="preserve"> (лог активаций лицензий)</w:t>
       </w:r>
     </w:p>
     <w:p>
@@ -366,6 +377,7 @@
         <w:rPr>
           <w:lang w:eastAsia="ru-RU"/>
         </w:rPr>
+        <w:lastRenderedPageBreak/>
         <w:t xml:space="preserve">Временные ряды — можно анализировать активность по времени. </w:t>
       </w:r>
     </w:p>
@@ -384,7 +396,6 @@
         <w:rPr>
           <w:lang w:eastAsia="ru-RU"/>
         </w:rPr>
-        <w:lastRenderedPageBreak/>
         <w:t xml:space="preserve">Часто повторяющиеся устройства и IP — можно выявлять мультиактивации. </w:t>
       </w:r>
     </w:p>
@@ -457,13 +468,7 @@
         <w:t>Файл «Модели»</w:t>
       </w:r>
       <w:r>
-        <w:t xml:space="preserve"> </w:t>
-      </w:r>
-      <w:r>
-        <w:t>(лог использования моделей</w:t>
-      </w:r>
-      <w:r>
-        <w:t>)</w:t>
+        <w:t xml:space="preserve"> (лог использования моделей)</w:t>
       </w:r>
     </w:p>
     <w:p>
@@ -752,7 +757,6 @@
         <w:pStyle w:val="3"/>
       </w:pPr>
       <w:r>
-        <w:lastRenderedPageBreak/>
         <w:t>Обобщённые выводы</w:t>
       </w:r>
     </w:p>
@@ -1513,7 +1517,6 @@
         <w:pStyle w:val="3"/>
       </w:pPr>
       <w:r>
-        <w:lastRenderedPageBreak/>
         <w:t>Проверки временных паттернов</w:t>
       </w:r>
     </w:p>
@@ -2011,7 +2014,6 @@
         <w:pStyle w:val="3"/>
       </w:pPr>
       <w:r>
-        <w:lastRenderedPageBreak/>
         <w:t>Автоматизированное использование</w:t>
       </w:r>
     </w:p>
@@ -2326,9 +2328,6 @@
               <w:t>ыявление передачи</w:t>
             </w:r>
             <w:r>
-              <w:rPr>
-                <w:lang w:val="en-US"/>
-              </w:rPr>
               <w:t>/</w:t>
             </w:r>
             <w:r>
@@ -11140,6 +11139,7 @@
   <w:style w:type="character" w:default="1" w:styleId="a0">
     <w:name w:val="Default Paragraph Font"/>
     <w:uiPriority w:val="1"/>
+    <w:semiHidden/>
     <w:unhideWhenUsed/>
   </w:style>
   <w:style w:type="table" w:default="1" w:styleId="a1">
